--- a/inst/rmarkdown/templates/word_doc/resources/midr-template-lato.docx
+++ b/inst/rmarkdown/templates/word_doc/resources/midr-template-lato.docx
@@ -504,7 +504,7 @@
     </w:pPr>
     <w:r>
       <w:drawing>
-        <wp:anchor behindDoc="1" distT="0" distB="0" distL="0" distR="0" simplePos="0" locked="0" layoutInCell="0" allowOverlap="1" relativeHeight="3">
+        <wp:anchor behindDoc="1" distT="0" distB="0" distL="0" distR="0" simplePos="0" locked="0" layoutInCell="0" allowOverlap="1" relativeHeight="8">
           <wp:simplePos x="0" y="0"/>
           <wp:positionH relativeFrom="margin">
             <wp:posOffset>-903605</wp:posOffset>
@@ -542,6 +542,7 @@
                   <a:prstGeom prst="rect">
                     <a:avLst/>
                   </a:prstGeom>
+                  <a:noFill/>
                 </pic:spPr>
               </pic:pic>
             </a:graphicData>
@@ -572,8 +573,8 @@
       </w:tblCellMar>
     </w:tblPr>
     <w:tblGrid>
-      <w:gridCol w:w="837"/>
-      <w:gridCol w:w="7372"/>
+      <w:gridCol w:w="836"/>
+      <w:gridCol w:w="7373"/>
       <w:gridCol w:w="841"/>
     </w:tblGrid>
     <w:tr>
@@ -582,7 +583,7 @@
       </w:trPr>
       <w:tc>
         <w:tcPr>
-          <w:tcW w:w="837" w:type="dxa"/>
+          <w:tcW w:w="836" w:type="dxa"/>
           <w:tcBorders/>
           <w:vAlign w:val="center"/>
         </w:tcPr>
@@ -635,6 +636,7 @@
                         <a:prstGeom prst="rect">
                           <a:avLst/>
                         </a:prstGeom>
+                        <a:noFill/>
                       </pic:spPr>
                     </pic:pic>
                   </a:graphicData>
@@ -646,7 +648,7 @@
       </w:tc>
       <w:tc>
         <w:tcPr>
-          <w:tcW w:w="7372" w:type="dxa"/>
+          <w:tcW w:w="7373" w:type="dxa"/>
           <w:tcBorders/>
         </w:tcPr>
         <w:p>
@@ -863,6 +865,7 @@
                         <a:prstGeom prst="rect">
                           <a:avLst/>
                         </a:prstGeom>
+                        <a:noFill/>
                       </pic:spPr>
                     </pic:pic>
                   </a:graphicData>
@@ -925,7 +928,7 @@
     </w:pPr>
     <w:r>
       <w:drawing>
-        <wp:anchor behindDoc="1" distT="0" distB="0" distL="0" distR="0" simplePos="0" locked="0" layoutInCell="0" allowOverlap="1" relativeHeight="6">
+        <wp:anchor behindDoc="1" distT="0" distB="0" distL="0" distR="0" simplePos="0" locked="0" layoutInCell="0" allowOverlap="1" relativeHeight="11">
           <wp:simplePos x="0" y="0"/>
           <wp:positionH relativeFrom="margin">
             <wp:posOffset>-906145</wp:posOffset>
@@ -963,6 +966,7 @@
                   <a:prstGeom prst="rect">
                     <a:avLst/>
                   </a:prstGeom>
+                  <a:noFill/>
                 </pic:spPr>
               </pic:pic>
             </a:graphicData>
@@ -999,8 +1003,8 @@
       </w:tblCellMar>
     </w:tblPr>
     <w:tblGrid>
-      <w:gridCol w:w="837"/>
-      <w:gridCol w:w="7372"/>
+      <w:gridCol w:w="836"/>
+      <w:gridCol w:w="7373"/>
       <w:gridCol w:w="841"/>
     </w:tblGrid>
     <w:tr>
@@ -1009,7 +1013,7 @@
       </w:trPr>
       <w:tc>
         <w:tcPr>
-          <w:tcW w:w="837" w:type="dxa"/>
+          <w:tcW w:w="836" w:type="dxa"/>
           <w:tcBorders/>
           <w:vAlign w:val="center"/>
         </w:tcPr>
@@ -1062,6 +1066,7 @@
                         <a:prstGeom prst="rect">
                           <a:avLst/>
                         </a:prstGeom>
+                        <a:noFill/>
                       </pic:spPr>
                     </pic:pic>
                   </a:graphicData>
@@ -1073,7 +1078,7 @@
       </w:tc>
       <w:tc>
         <w:tcPr>
-          <w:tcW w:w="7372" w:type="dxa"/>
+          <w:tcW w:w="7373" w:type="dxa"/>
           <w:tcBorders/>
         </w:tcPr>
         <w:p>
@@ -1290,6 +1295,7 @@
                         <a:prstGeom prst="rect">
                           <a:avLst/>
                         </a:prstGeom>
+                        <a:noFill/>
                       </pic:spPr>
                     </pic:pic>
                   </a:graphicData>
@@ -1387,6 +1393,7 @@
                   <a:prstGeom prst="rect">
                     <a:avLst/>
                   </a:prstGeom>
+                  <a:noFill/>
                 </pic:spPr>
               </pic:pic>
             </a:graphicData>
@@ -3319,7 +3326,7 @@
     </w:rPr>
   </w:style>
   <w:style w:type="paragraph" w:styleId="Heading1">
-    <w:name w:val="Heading 1"/>
+    <w:name w:val="heading 1"/>
     <w:basedOn w:val="Normal"/>
     <w:next w:val="Normal"/>
     <w:uiPriority w:val="7"/>
@@ -3340,7 +3347,7 @@
     </w:rPr>
   </w:style>
   <w:style w:type="paragraph" w:styleId="Heading2">
-    <w:name w:val="Heading 2"/>
+    <w:name w:val="heading 2"/>
     <w:basedOn w:val="Normal"/>
     <w:next w:val="Normal"/>
     <w:uiPriority w:val="8"/>
@@ -3361,7 +3368,7 @@
     </w:rPr>
   </w:style>
   <w:style w:type="paragraph" w:styleId="Heading3">
-    <w:name w:val="Heading 3"/>
+    <w:name w:val="heading 3"/>
     <w:basedOn w:val="Normal"/>
     <w:next w:val="Normal"/>
     <w:uiPriority w:val="9"/>
@@ -3382,7 +3389,7 @@
     </w:rPr>
   </w:style>
   <w:style w:type="paragraph" w:styleId="Heading4">
-    <w:name w:val="Heading 4"/>
+    <w:name w:val="heading 4"/>
     <w:basedOn w:val="Normal"/>
     <w:next w:val="Normal"/>
     <w:uiPriority w:val="9"/>
@@ -3403,7 +3410,7 @@
     </w:rPr>
   </w:style>
   <w:style w:type="paragraph" w:styleId="Heading5">
-    <w:name w:val="Heading 5"/>
+    <w:name w:val="heading 5"/>
     <w:basedOn w:val="Normal"/>
     <w:next w:val="Normal"/>
     <w:uiPriority w:val="9"/>
@@ -3423,7 +3430,7 @@
     </w:rPr>
   </w:style>
   <w:style w:type="paragraph" w:styleId="Heading6">
-    <w:name w:val="Heading 6"/>
+    <w:name w:val="heading 6"/>
     <w:basedOn w:val="Normal"/>
     <w:next w:val="Normal"/>
     <w:uiPriority w:val="9"/>
@@ -3442,7 +3449,7 @@
     </w:rPr>
   </w:style>
   <w:style w:type="paragraph" w:styleId="Heading7">
-    <w:name w:val="Heading 7"/>
+    <w:name w:val="heading 7"/>
     <w:basedOn w:val="Normal"/>
     <w:next w:val="Normal"/>
     <w:uiPriority w:val="9"/>
@@ -3463,7 +3470,7 @@
     </w:rPr>
   </w:style>
   <w:style w:type="paragraph" w:styleId="Heading8">
-    <w:name w:val="Heading 8"/>
+    <w:name w:val="heading 8"/>
     <w:basedOn w:val="Normal"/>
     <w:next w:val="Normal"/>
     <w:uiPriority w:val="9"/>
@@ -3484,7 +3491,7 @@
     </w:rPr>
   </w:style>
   <w:style w:type="paragraph" w:styleId="Heading9">
-    <w:name w:val="Heading 9"/>
+    <w:name w:val="heading 9"/>
     <w:basedOn w:val="Normal"/>
     <w:next w:val="Normal"/>
     <w:uiPriority w:val="9"/>
@@ -3514,7 +3521,7 @@
     <w:qFormat/>
     <w:rPr/>
   </w:style>
-  <w:style w:type="character" w:styleId="annotationreference">
+  <w:style w:type="character" w:styleId="CommentReference">
     <w:name w:val="annotation reference"/>
     <w:basedOn w:val="DefaultParagraphFont"/>
     <w:uiPriority w:val="99"/>
@@ -3539,8 +3546,14 @@
       <w:iCs/>
     </w:rPr>
   </w:style>
+  <w:style w:type="character" w:styleId="Caracteresdenotadefim" w:customStyle="1">
+    <w:name w:val="Caracteres de nota de fim"/>
+    <w:uiPriority w:val="0"/>
+    <w:qFormat/>
+    <w:rPr/>
+  </w:style>
   <w:style w:type="character" w:styleId="EndnoteReference">
-    <w:name w:val="Endnote Reference"/>
+    <w:name w:val="endnote reference"/>
     <w:rPr>
       <w:vertAlign w:val="superscript"/>
     </w:rPr>
@@ -3573,8 +3586,14 @@
       <w:u w:val="single"/>
     </w:rPr>
   </w:style>
+  <w:style w:type="character" w:styleId="Caracteresdenotaderodap" w:customStyle="1">
+    <w:name w:val="Caracteres de nota de rodapé"/>
+    <w:uiPriority w:val="0"/>
+    <w:qFormat/>
+    <w:rPr/>
+  </w:style>
   <w:style w:type="character" w:styleId="FootnoteReference">
-    <w:name w:val="Footnote Reference"/>
+    <w:name w:val="footnote reference"/>
     <w:rPr>
       <w:vertAlign w:val="superscript"/>
     </w:rPr>
@@ -3972,7 +3991,7 @@
   <w:style w:type="character" w:styleId="TextodemacroChar" w:customStyle="1">
     <w:name w:val="Texto de macro Char"/>
     <w:basedOn w:val="DefaultParagraphFont"/>
-    <w:link w:val="macro"/>
+    <w:link w:val="MacroText"/>
     <w:uiPriority w:val="99"/>
     <w:semiHidden/>
     <w:qFormat/>
@@ -4577,18 +4596,6 @@
       <w:vertAlign w:val="superscript"/>
     </w:rPr>
   </w:style>
-  <w:style w:type="character" w:styleId="Caracteresdenotaderodap" w:customStyle="1">
-    <w:name w:val="Caracteres de nota de rodapé"/>
-    <w:uiPriority w:val="0"/>
-    <w:qFormat/>
-    <w:rPr/>
-  </w:style>
-  <w:style w:type="character" w:styleId="Caracteresdenotadefim" w:customStyle="1">
-    <w:name w:val="Caracteres de nota de fim"/>
-    <w:uiPriority w:val="0"/>
-    <w:qFormat/>
-    <w:rPr/>
-  </w:style>
   <w:style w:type="paragraph" w:styleId="Ttulo" w:customStyle="1">
     <w:name w:val="Título"/>
     <w:basedOn w:val="Normal"/>
@@ -4631,7 +4638,7 @@
     <w:rPr/>
   </w:style>
   <w:style w:type="paragraph" w:styleId="Caption">
-    <w:name w:val="Caption"/>
+    <w:name w:val="caption"/>
     <w:basedOn w:val="Normal"/>
     <w:next w:val="Normal"/>
     <w:uiPriority w:val="35"/>
@@ -4799,8 +4806,8 @@
     </w:pPr>
     <w:rPr/>
   </w:style>
-  <w:style w:type="paragraph" w:styleId="AnnotationText">
-    <w:name w:val="Annotation Text"/>
+  <w:style w:type="paragraph" w:styleId="CommentText">
+    <w:name w:val="annotation text"/>
     <w:basedOn w:val="Normal"/>
     <w:link w:val="TextodecomentrioChar"/>
     <w:uiPriority w:val="99"/>
@@ -4816,8 +4823,8 @@
   </w:style>
   <w:style w:type="paragraph" w:styleId="annotationsubject">
     <w:name w:val="annotation subject"/>
-    <w:basedOn w:val="AnnotationText"/>
-    <w:next w:val="AnnotationText"/>
+    <w:basedOn w:val="CommentText"/>
+    <w:next w:val="CommentText"/>
     <w:link w:val="AssuntodocomentrioChar"/>
     <w:uiPriority w:val="99"/>
     <w:semiHidden/>
@@ -4878,7 +4885,7 @@
     <w:rPr/>
   </w:style>
   <w:style w:type="paragraph" w:styleId="EndnoteText">
-    <w:name w:val="Endnote Text"/>
+    <w:name w:val="endnote text"/>
     <w:basedOn w:val="Normal"/>
     <w:link w:val="TextodenotadefimChar"/>
     <w:uiPriority w:val="99"/>
@@ -4893,7 +4900,7 @@
     </w:rPr>
   </w:style>
   <w:style w:type="paragraph" w:styleId="EnvelopeAddress">
-    <w:name w:val="Envelope Address"/>
+    <w:name w:val="envelope address"/>
     <w:basedOn w:val="Normal"/>
     <w:uiPriority w:val="99"/>
     <w:semiHidden/>
@@ -4910,7 +4917,7 @@
     </w:rPr>
   </w:style>
   <w:style w:type="paragraph" w:styleId="EnvelopeReturn">
-    <w:name w:val="Envelope Return"/>
+    <w:name w:val="envelope return"/>
     <w:basedOn w:val="Normal"/>
     <w:uiPriority w:val="99"/>
     <w:semiHidden/>
@@ -4933,7 +4940,7 @@
     <w:rPr/>
   </w:style>
   <w:style w:type="paragraph" w:styleId="Footer">
-    <w:name w:val="Footer"/>
+    <w:name w:val="footer"/>
     <w:basedOn w:val="Normal"/>
     <w:link w:val="RodapChar"/>
     <w:uiPriority w:val="30"/>
@@ -4952,7 +4959,7 @@
     </w:rPr>
   </w:style>
   <w:style w:type="paragraph" w:styleId="FootnoteText">
-    <w:name w:val="Footnote Text"/>
+    <w:name w:val="footnote text"/>
     <w:basedOn w:val="Normal"/>
     <w:link w:val="TextodenotaderodapChar"/>
     <w:uiPriority w:val="99"/>
@@ -4968,7 +4975,7 @@
     </w:rPr>
   </w:style>
   <w:style w:type="paragraph" w:styleId="Header">
-    <w:name w:val="Header"/>
+    <w:name w:val="header"/>
     <w:basedOn w:val="Normal"/>
     <w:link w:val="CabealhoChar"/>
     <w:uiPriority w:val="99"/>
@@ -5018,7 +5025,7 @@
     </w:rPr>
   </w:style>
   <w:style w:type="paragraph" w:styleId="Index1">
-    <w:name w:val="Index 1"/>
+    <w:name w:val="index 1"/>
     <w:basedOn w:val="Normal"/>
     <w:next w:val="Normal"/>
     <w:uiPriority w:val="99"/>
@@ -5032,7 +5039,7 @@
     <w:rPr/>
   </w:style>
   <w:style w:type="paragraph" w:styleId="Index2">
-    <w:name w:val="Index 2"/>
+    <w:name w:val="index 2"/>
     <w:basedOn w:val="Normal"/>
     <w:next w:val="Normal"/>
     <w:uiPriority w:val="99"/>
@@ -5046,7 +5053,7 @@
     <w:rPr/>
   </w:style>
   <w:style w:type="paragraph" w:styleId="Index3">
-    <w:name w:val="Index 3"/>
+    <w:name w:val="index 3"/>
     <w:basedOn w:val="Normal"/>
     <w:next w:val="Normal"/>
     <w:uiPriority w:val="99"/>
@@ -5059,7 +5066,7 @@
     </w:pPr>
     <w:rPr/>
   </w:style>
-  <w:style w:type="paragraph" w:styleId="index4">
+  <w:style w:type="paragraph" w:styleId="Index4">
     <w:name w:val="index 4"/>
     <w:basedOn w:val="Normal"/>
     <w:next w:val="Normal"/>
@@ -5073,7 +5080,7 @@
     </w:pPr>
     <w:rPr/>
   </w:style>
-  <w:style w:type="paragraph" w:styleId="index5">
+  <w:style w:type="paragraph" w:styleId="Index5">
     <w:name w:val="index 5"/>
     <w:basedOn w:val="Normal"/>
     <w:next w:val="Normal"/>
@@ -5087,7 +5094,7 @@
     </w:pPr>
     <w:rPr/>
   </w:style>
-  <w:style w:type="paragraph" w:styleId="index6">
+  <w:style w:type="paragraph" w:styleId="Index6">
     <w:name w:val="index 6"/>
     <w:basedOn w:val="Normal"/>
     <w:next w:val="Normal"/>
@@ -5101,7 +5108,7 @@
     </w:pPr>
     <w:rPr/>
   </w:style>
-  <w:style w:type="paragraph" w:styleId="index7">
+  <w:style w:type="paragraph" w:styleId="Index7">
     <w:name w:val="index 7"/>
     <w:basedOn w:val="Normal"/>
     <w:next w:val="Normal"/>
@@ -5115,7 +5122,7 @@
     </w:pPr>
     <w:rPr/>
   </w:style>
-  <w:style w:type="paragraph" w:styleId="index8">
+  <w:style w:type="paragraph" w:styleId="Index8">
     <w:name w:val="index 8"/>
     <w:basedOn w:val="Normal"/>
     <w:next w:val="Normal"/>
@@ -5129,7 +5136,7 @@
     </w:pPr>
     <w:rPr/>
   </w:style>
-  <w:style w:type="paragraph" w:styleId="index9">
+  <w:style w:type="paragraph" w:styleId="Index9">
     <w:name w:val="index 9"/>
     <w:basedOn w:val="Normal"/>
     <w:next w:val="Normal"/>
@@ -5144,7 +5151,7 @@
     <w:rPr/>
   </w:style>
   <w:style w:type="paragraph" w:styleId="IndexHeading">
-    <w:name w:val="Index Heading"/>
+    <w:name w:val="index heading"/>
     <w:basedOn w:val="Normal"/>
     <w:next w:val="Index1"/>
     <w:uiPriority w:val="99"/>
@@ -5453,7 +5460,7 @@
     </w:pPr>
     <w:rPr/>
   </w:style>
-  <w:style w:type="paragraph" w:styleId="macro">
+  <w:style w:type="paragraph" w:styleId="MacroText">
     <w:name w:val="macro"/>
     <w:link w:val="TextodemacroChar"/>
     <w:uiPriority w:val="99"/>
@@ -5605,7 +5612,7 @@
     </w:rPr>
   </w:style>
   <w:style w:type="paragraph" w:styleId="TableofAuthorities">
-    <w:name w:val="Table of Authorities"/>
+    <w:name w:val="table of authorities"/>
     <w:basedOn w:val="Normal"/>
     <w:next w:val="Normal"/>
     <w:uiPriority w:val="99"/>
@@ -5619,7 +5626,7 @@
     <w:rPr/>
   </w:style>
   <w:style w:type="paragraph" w:styleId="TableofFigures">
-    <w:name w:val="Table of Figures"/>
+    <w:name w:val="table of figures"/>
     <w:basedOn w:val="Normal"/>
     <w:next w:val="Normal"/>
     <w:uiPriority w:val="99"/>
@@ -5676,7 +5683,7 @@
     </w:rPr>
   </w:style>
   <w:style w:type="paragraph" w:styleId="TOC1">
-    <w:name w:val="TOC 1"/>
+    <w:name w:val="toc 1"/>
     <w:basedOn w:val="Normal"/>
     <w:next w:val="Normal"/>
     <w:uiPriority w:val="39"/>
@@ -5693,7 +5700,7 @@
     </w:rPr>
   </w:style>
   <w:style w:type="paragraph" w:styleId="TOC2">
-    <w:name w:val="TOC 2"/>
+    <w:name w:val="toc 2"/>
     <w:basedOn w:val="Normal"/>
     <w:next w:val="Normal"/>
     <w:uiPriority w:val="39"/>
@@ -5709,7 +5716,7 @@
     </w:rPr>
   </w:style>
   <w:style w:type="paragraph" w:styleId="TOC3">
-    <w:name w:val="TOC 3"/>
+    <w:name w:val="toc 3"/>
     <w:basedOn w:val="Normal"/>
     <w:next w:val="Normal"/>
     <w:uiPriority w:val="39"/>
@@ -5723,7 +5730,7 @@
     </w:rPr>
   </w:style>
   <w:style w:type="paragraph" w:styleId="TOC4">
-    <w:name w:val="TOC 4"/>
+    <w:name w:val="toc 4"/>
     <w:basedOn w:val="Normal"/>
     <w:next w:val="Normal"/>
     <w:uiPriority w:val="39"/>
@@ -5735,7 +5742,7 @@
     <w:rPr/>
   </w:style>
   <w:style w:type="paragraph" w:styleId="TOC5">
-    <w:name w:val="TOC 5"/>
+    <w:name w:val="toc 5"/>
     <w:basedOn w:val="Normal"/>
     <w:next w:val="Normal"/>
     <w:uiPriority w:val="39"/>
@@ -5747,7 +5754,7 @@
     <w:rPr/>
   </w:style>
   <w:style w:type="paragraph" w:styleId="TOC6">
-    <w:name w:val="TOC 6"/>
+    <w:name w:val="toc 6"/>
     <w:basedOn w:val="Normal"/>
     <w:next w:val="Normal"/>
     <w:uiPriority w:val="39"/>
@@ -5759,7 +5766,7 @@
     <w:rPr/>
   </w:style>
   <w:style w:type="paragraph" w:styleId="TOC7">
-    <w:name w:val="TOC 7"/>
+    <w:name w:val="toc 7"/>
     <w:basedOn w:val="Normal"/>
     <w:next w:val="Normal"/>
     <w:uiPriority w:val="39"/>
@@ -5771,7 +5778,7 @@
     <w:rPr/>
   </w:style>
   <w:style w:type="paragraph" w:styleId="TOC8">
-    <w:name w:val="TOC 8"/>
+    <w:name w:val="toc 8"/>
     <w:basedOn w:val="Normal"/>
     <w:next w:val="Normal"/>
     <w:uiPriority w:val="39"/>
@@ -5783,7 +5790,7 @@
     <w:rPr/>
   </w:style>
   <w:style w:type="paragraph" w:styleId="TOC9">
-    <w:name w:val="TOC 9"/>
+    <w:name w:val="toc 9"/>
     <w:basedOn w:val="Normal"/>
     <w:next w:val="Normal"/>
     <w:uiPriority w:val="39"/>
@@ -6092,6 +6099,7 @@
     <w:qFormat/>
     <w:pPr>
       <w:shd w:val="clear" w:color="auto" w:fill="F8F8F8"/>
+      <w:jc w:val="left"/>
     </w:pPr>
     <w:rPr>
       <w:rFonts w:ascii="Consolas" w:hAnsi="Consolas"/>

--- a/inst/rmarkdown/templates/word_doc/resources/midr-template-lato.docx
+++ b/inst/rmarkdown/templates/word_doc/resources/midr-template-lato.docx
@@ -403,7 +403,7 @@
         </w:r>
         <w:r>
           <w:rPr/>
-          <w:t>3</w:t>
+          <w:t>0</w:t>
         </w:r>
         <w:r>
           <w:rPr/>
@@ -454,7 +454,7 @@
         </w:r>
         <w:r>
           <w:rPr/>
-          <w:t>1</w:t>
+          <w:t>0</w:t>
         </w:r>
         <w:r>
           <w:rPr/>
@@ -599,12 +599,7 @@
             </w:rPr>
           </w:pPr>
           <w:r>
-            <w:rPr>
-              <w:rFonts w:eastAsia="TheSans UHH" w:cs="" w:ascii="TheSans UHH" w:hAnsi="TheSans UHH"/>
-              <w:kern w:val="0"/>
-              <w:szCs w:val="20"/>
-              <w:lang w:val="pt-BR" w:eastAsia="zh-CN" w:bidi="hi-IN"/>
-            </w:rPr>
+            <w:rPr/>
             <w:drawing>
               <wp:inline distT="0" distB="0" distL="0" distR="0">
                 <wp:extent cx="728345" cy="408305"/>
@@ -664,11 +659,7 @@
           </w:pPr>
           <w:r>
             <w:rPr>
-              <w:rFonts w:eastAsia="TheSans UHH" w:cs="" w:ascii="TheSans UHH" w:hAnsi="TheSans UHH"/>
-              <w:kern w:val="0"/>
               <w:sz w:val="14"/>
-              <w:szCs w:val="20"/>
-              <w:lang w:val="pt-BR" w:eastAsia="zh-CN" w:bidi="hi-IN"/>
             </w:rPr>
           </w:r>
         </w:p>
@@ -808,11 +799,7 @@
           </w:pPr>
           <w:r>
             <w:rPr>
-              <w:rFonts w:eastAsia="TheSans UHH" w:cs="" w:ascii="TheSans UHH" w:hAnsi="TheSans UHH"/>
-              <w:kern w:val="0"/>
               <w:sz w:val="14"/>
-              <w:szCs w:val="20"/>
-              <w:lang w:val="pt-BR" w:eastAsia="zh-CN" w:bidi="hi-IN"/>
             </w:rPr>
           </w:r>
         </w:p>
@@ -828,12 +815,7 @@
             </w:rPr>
           </w:pPr>
           <w:r>
-            <w:rPr>
-              <w:rFonts w:eastAsia="TheSans UHH" w:cs="" w:ascii="TheSans UHH" w:hAnsi="TheSans UHH"/>
-              <w:kern w:val="0"/>
-              <w:szCs w:val="20"/>
-              <w:lang w:val="pt-BR" w:eastAsia="zh-CN" w:bidi="hi-IN"/>
-            </w:rPr>
+            <w:rPr/>
             <w:drawing>
               <wp:inline distT="0" distB="0" distL="0" distR="0">
                 <wp:extent cx="425450" cy="440690"/>
@@ -887,11 +869,7 @@
           </w:pPr>
           <w:r>
             <w:rPr>
-              <w:rFonts w:eastAsia="TheSans UHH" w:cs="" w:ascii="TheSans UHH" w:hAnsi="TheSans UHH"/>
-              <w:kern w:val="0"/>
               <w:sz w:val="14"/>
-              <w:szCs w:val="20"/>
-              <w:lang w:val="pt-BR" w:eastAsia="zh-CN" w:bidi="hi-IN"/>
             </w:rPr>
           </w:r>
         </w:p>
@@ -1029,12 +1007,7 @@
             </w:rPr>
           </w:pPr>
           <w:r>
-            <w:rPr>
-              <w:rFonts w:eastAsia="TheSans UHH" w:cs="" w:ascii="TheSans UHH" w:hAnsi="TheSans UHH"/>
-              <w:kern w:val="0"/>
-              <w:szCs w:val="20"/>
-              <w:lang w:val="pt-BR" w:eastAsia="zh-CN" w:bidi="hi-IN"/>
-            </w:rPr>
+            <w:rPr/>
             <w:drawing>
               <wp:inline distT="0" distB="0" distL="0" distR="0">
                 <wp:extent cx="728345" cy="408305"/>
@@ -1094,11 +1067,7 @@
           </w:pPr>
           <w:r>
             <w:rPr>
-              <w:rFonts w:eastAsia="TheSans UHH" w:cs="" w:ascii="TheSans UHH" w:hAnsi="TheSans UHH"/>
-              <w:kern w:val="0"/>
               <w:sz w:val="14"/>
-              <w:szCs w:val="20"/>
-              <w:lang w:val="pt-BR" w:eastAsia="zh-CN" w:bidi="hi-IN"/>
             </w:rPr>
           </w:r>
         </w:p>
@@ -1238,11 +1207,7 @@
           </w:pPr>
           <w:r>
             <w:rPr>
-              <w:rFonts w:eastAsia="TheSans UHH" w:cs="" w:ascii="TheSans UHH" w:hAnsi="TheSans UHH"/>
-              <w:kern w:val="0"/>
               <w:sz w:val="14"/>
-              <w:szCs w:val="20"/>
-              <w:lang w:val="pt-BR" w:eastAsia="zh-CN" w:bidi="hi-IN"/>
             </w:rPr>
           </w:r>
         </w:p>
@@ -1258,12 +1223,7 @@
             </w:rPr>
           </w:pPr>
           <w:r>
-            <w:rPr>
-              <w:rFonts w:eastAsia="TheSans UHH" w:cs="" w:ascii="TheSans UHH" w:hAnsi="TheSans UHH"/>
-              <w:kern w:val="0"/>
-              <w:szCs w:val="20"/>
-              <w:lang w:val="pt-BR" w:eastAsia="zh-CN" w:bidi="hi-IN"/>
-            </w:rPr>
+            <w:rPr/>
             <w:drawing>
               <wp:inline distT="0" distB="0" distL="0" distR="0">
                 <wp:extent cx="425450" cy="440690"/>
@@ -1317,35 +1277,13 @@
           </w:pPr>
           <w:r>
             <w:rPr>
-              <w:rFonts w:eastAsia="TheSans UHH" w:cs="" w:ascii="TheSans UHH" w:hAnsi="TheSans UHH"/>
-              <w:kern w:val="0"/>
               <w:sz w:val="14"/>
-              <w:szCs w:val="20"/>
-              <w:lang w:val="pt-BR" w:eastAsia="zh-CN" w:bidi="hi-IN"/>
             </w:rPr>
           </w:r>
         </w:p>
       </w:tc>
     </w:tr>
   </w:tbl>
-  <w:p>
-    <w:pPr>
-      <w:pStyle w:val="Normal"/>
-      <w:rPr/>
-    </w:pPr>
-    <w:r>
-      <w:rPr/>
-    </w:r>
-  </w:p>
-  <w:p>
-    <w:pPr>
-      <w:pStyle w:val="Normal"/>
-      <w:rPr/>
-    </w:pPr>
-    <w:r>
-      <w:rPr/>
-    </w:r>
-  </w:p>
   <w:p>
     <w:pPr>
       <w:pStyle w:val="Normal"/>
@@ -3552,15 +3490,15 @@
     <w:qFormat/>
     <w:rPr/>
   </w:style>
+  <w:style w:type="character" w:styleId="EndnoteCharacters">
+    <w:name w:val="Endnote Characters"/>
+    <w:qFormat/>
+    <w:rPr>
+      <w:vertAlign w:val="superscript"/>
+    </w:rPr>
+  </w:style>
   <w:style w:type="character" w:styleId="EndnoteReference">
     <w:name w:val="endnote reference"/>
-    <w:rPr>
-      <w:vertAlign w:val="superscript"/>
-    </w:rPr>
-  </w:style>
-  <w:style w:type="character" w:styleId="EndnoteCharacters">
-    <w:name w:val="Endnote Characters"/>
-    <w:qFormat/>
     <w:rPr>
       <w:vertAlign w:val="superscript"/>
     </w:rPr>
@@ -3592,15 +3530,15 @@
     <w:qFormat/>
     <w:rPr/>
   </w:style>
+  <w:style w:type="character" w:styleId="FootnoteCharacters">
+    <w:name w:val="Footnote Characters"/>
+    <w:qFormat/>
+    <w:rPr>
+      <w:vertAlign w:val="superscript"/>
+    </w:rPr>
+  </w:style>
   <w:style w:type="character" w:styleId="FootnoteReference">
     <w:name w:val="footnote reference"/>
-    <w:rPr>
-      <w:vertAlign w:val="superscript"/>
-    </w:rPr>
-  </w:style>
-  <w:style w:type="character" w:styleId="FootnoteCharacters">
-    <w:name w:val="Footnote Characters"/>
-    <w:qFormat/>
     <w:rPr>
       <w:vertAlign w:val="superscript"/>
     </w:rPr>
@@ -3778,8 +3716,8 @@
       <w:sz w:val="20"/>
     </w:rPr>
   </w:style>
-  <w:style w:type="character" w:styleId="InternetLink" w:customStyle="1">
-    <w:name w:val="Internet Link"/>
+  <w:style w:type="character" w:styleId="Hyperlink" w:customStyle="1">
+    <w:name w:val="Hyperlink"/>
     <w:basedOn w:val="DefaultParagraphFont"/>
     <w:uiPriority w:val="99"/>
     <w:qFormat/>
@@ -3857,7 +3795,7 @@
   <w:style w:type="character" w:styleId="SaudaoChar" w:customStyle="1">
     <w:name w:val="Saudação Char"/>
     <w:basedOn w:val="DefaultParagraphFont"/>
-    <w:link w:val="ComplimentaryClose"/>
+    <w:link w:val="Salutation"/>
     <w:uiPriority w:val="99"/>
     <w:semiHidden/>
     <w:qFormat/>
@@ -4089,7 +4027,7 @@
   <w:style w:type="character" w:styleId="PrimeirorecuodecorpodetextoChar" w:customStyle="1">
     <w:name w:val="Primeiro recuo de corpo de texto Char"/>
     <w:basedOn w:val="CorpodetextoChar"/>
-    <w:link w:val="FirstLineIndent"/>
+    <w:link w:val="BodyTextFirstIndent"/>
     <w:uiPriority w:val="99"/>
     <w:semiHidden/>
     <w:qFormat/>
@@ -4596,18 +4534,17 @@
       <w:vertAlign w:val="superscript"/>
     </w:rPr>
   </w:style>
-  <w:style w:type="paragraph" w:styleId="Ttulo" w:customStyle="1">
-    <w:name w:val="Título"/>
+  <w:style w:type="paragraph" w:styleId="Heading">
+    <w:name w:val="Heading"/>
     <w:basedOn w:val="Normal"/>
     <w:next w:val="BodyText"/>
-    <w:uiPriority w:val="0"/>
     <w:qFormat/>
     <w:pPr>
       <w:keepNext w:val="true"/>
       <w:spacing w:before="240" w:after="120"/>
     </w:pPr>
     <w:rPr>
-      <w:rFonts w:ascii="Lato" w:hAnsi="Lato" w:eastAsia="Noto Sans CJK SC" w:cs="Lohit Devanagari"/>
+      <w:rFonts w:ascii="Liberation Sans" w:hAnsi="Liberation Sans" w:eastAsia="Noto Sans CJK SC" w:cs="Lohit Devanagari"/>
       <w:sz w:val="28"/>
       <w:szCs w:val="28"/>
     </w:rPr>
@@ -4653,6 +4590,33 @@
       <w:color w:themeColor="text2" w:val="000000"/>
       <w:sz w:val="18"/>
       <w:szCs w:val="18"/>
+    </w:rPr>
+  </w:style>
+  <w:style w:type="paragraph" w:styleId="Index">
+    <w:name w:val="Index"/>
+    <w:basedOn w:val="Normal"/>
+    <w:qFormat/>
+    <w:pPr>
+      <w:suppressLineNumbers/>
+    </w:pPr>
+    <w:rPr>
+      <w:rFonts w:cs="Lohit Devanagari"/>
+    </w:rPr>
+  </w:style>
+  <w:style w:type="paragraph" w:styleId="Ttulo" w:customStyle="1">
+    <w:name w:val="Título"/>
+    <w:basedOn w:val="Normal"/>
+    <w:next w:val="BodyText"/>
+    <w:uiPriority w:val="0"/>
+    <w:qFormat/>
+    <w:pPr>
+      <w:keepNext w:val="true"/>
+      <w:spacing w:before="240" w:after="120"/>
+    </w:pPr>
+    <w:rPr>
+      <w:rFonts w:ascii="Lato" w:hAnsi="Lato" w:eastAsia="Noto Sans CJK SC" w:cs="Lohit Devanagari"/>
+      <w:sz w:val="28"/>
+      <w:szCs w:val="28"/>
     </w:rPr>
   </w:style>
   <w:style w:type="paragraph" w:styleId="ndice" w:customStyle="1">
@@ -4935,6 +4899,13 @@
     <w:name w:val="Cabeçalho e rodapé"/>
     <w:basedOn w:val="Normal"/>
     <w:uiPriority w:val="0"/>
+    <w:qFormat/>
+    <w:pPr/>
+    <w:rPr/>
+  </w:style>
+  <w:style w:type="paragraph" w:styleId="HeaderandFooter">
+    <w:name w:val="Header and Footer"/>
+    <w:basedOn w:val="Normal"/>
     <w:qFormat/>
     <w:pPr/>
     <w:rPr/>
@@ -5827,8 +5798,8 @@
       <w:lang w:val="en-GB"/>
     </w:rPr>
   </w:style>
-  <w:style w:type="paragraph" w:styleId="ComplimentaryClose" w:customStyle="1">
-    <w:name w:val="Complimentary Close"/>
+  <w:style w:type="paragraph" w:styleId="Salutation" w:customStyle="1">
+    <w:name w:val="Salutation"/>
     <w:basedOn w:val="Normal"/>
     <w:next w:val="Normal"/>
     <w:link w:val="SaudaoChar"/>
@@ -5862,8 +5833,8 @@
       <w:color w:themeColor="accent1" w:val="E2001A"/>
     </w:rPr>
   </w:style>
-  <w:style w:type="paragraph" w:styleId="FirstLineIndent" w:customStyle="1">
-    <w:name w:val="First Line Indent"/>
+  <w:style w:type="paragraph" w:styleId="BodyTextFirstIndent" w:customStyle="1">
+    <w:name w:val="Body Text First Indent"/>
     <w:basedOn w:val="BodyText"/>
     <w:link w:val="PrimeirorecuodecorpodetextoChar"/>
     <w:uiPriority w:val="99"/>
